--- a/papers/thesis_2026-10/reading/yzu_reference.docx
+++ b/papers/thesis_2026-10/reading/yzu_reference.docx
@@ -722,14 +722,16 @@
       <w:keepNext/>
       <w:keepLines/>
       <w:jc w:val="center"/>
-      <w:spacing w:before="300" w:after="0"/>
-    </w:pPr>
-    <w:rPr>
-      <w:sz w:val="20"/>
+      <w:pageBreakBefore/>
+      <w:spacing w:before="0" w:after="280" w:lineRule="auto" w:line="312"/>
+    </w:pPr>
+    <w:rPr>
+      <w:i w:val="0"/>
+      <w:color w:val="000000"/>
+      <w:sz w:val="28"/>
       <w:szCs w:val="20"/>
+      <w:rFonts w:ascii="Times New Roman" w:hAnsi="Times New Roman" w:cs="Times New Roman" w:eastAsia="DFKai-SB"/>
       <w:b/>
-      <w:color w:val="345A8A"/>
-      &gt;
     </w:rPr>
   </w:style>
   <w:style w:type="paragraph" w:customStyle="1" w:styleId="Abstract">
@@ -1189,6 +1191,233 @@
       <w:i w:val="0"/>
       <w:color w:val="000000"/>
       <w:sz w:val="19"/>
+    </w:rPr>
+  </w:style>
+  <w:style w:type="paragraph" w:customStyle="1" w:styleId="CoverUniversity">
+    <w:name w:val="Cover University"/>
+    <w:basedOn w:val="Normal"/>
+    <w:pPr>
+      <w:spacing w:lineRule="auto" w:line="240" w:before="800" w:after="0"/>
+      <w:jc w:val="center"/>
+    </w:pPr>
+    <w:rPr>
+      <w:rFonts w:ascii="Times New Roman" w:hAnsi="Times New Roman" w:cs="Times New Roman" w:eastAsia="DFKai-SB"/>
+      <w:b w:val="0"/>
+      <w:i w:val="0"/>
+      <w:color w:val="000000"/>
+      <w:sz w:val="48"/>
+    </w:rPr>
+  </w:style>
+  <w:style w:type="paragraph" w:customStyle="1" w:styleId="CoverDept">
+    <w:name w:val="Cover Dept"/>
+    <w:basedOn w:val="Normal"/>
+    <w:pPr>
+      <w:spacing w:lineRule="auto" w:line="240" w:before="840" w:after="120"/>
+      <w:jc w:val="center"/>
+    </w:pPr>
+    <w:rPr>
+      <w:rFonts w:ascii="Times New Roman" w:hAnsi="Times New Roman" w:cs="Times New Roman" w:eastAsia="DFKai-SB"/>
+      <w:b w:val="0"/>
+      <w:i w:val="0"/>
+      <w:color w:val="000000"/>
+      <w:sz w:val="56"/>
+    </w:rPr>
+  </w:style>
+  <w:style w:type="paragraph" w:customStyle="1" w:styleId="CoverTrack">
+    <w:name w:val="Cover Track"/>
+    <w:basedOn w:val="Normal"/>
+    <w:pPr>
+      <w:spacing w:lineRule="auto" w:line="240" w:before="0" w:after="0"/>
+      <w:jc w:val="center"/>
+    </w:pPr>
+    <w:rPr>
+      <w:rFonts w:ascii="Times New Roman" w:hAnsi="Times New Roman" w:cs="Times New Roman" w:eastAsia="DFKai-SB"/>
+      <w:b w:val="0"/>
+      <w:i w:val="0"/>
+      <w:color w:val="000000"/>
+      <w:sz w:val="36"/>
+    </w:rPr>
+  </w:style>
+  <w:style w:type="paragraph" w:customStyle="1" w:styleId="CoverDegree">
+    <w:name w:val="Cover Degree"/>
+    <w:basedOn w:val="Normal"/>
+    <w:pPr>
+      <w:spacing w:lineRule="auto" w:line="240" w:before="880" w:after="0"/>
+      <w:jc w:val="center"/>
+    </w:pPr>
+    <w:rPr>
+      <w:rFonts w:ascii="Times New Roman" w:hAnsi="Times New Roman" w:cs="Times New Roman" w:eastAsia="DFKai-SB"/>
+      <w:b w:val="0"/>
+      <w:i w:val="0"/>
+      <w:color w:val="000000"/>
+      <w:sz w:val="48"/>
+    </w:rPr>
+  </w:style>
+  <w:style w:type="paragraph" w:customStyle="1" w:styleId="CoverTitle">
+    <w:name w:val="Cover Title"/>
+    <w:basedOn w:val="Normal"/>
+    <w:pPr>
+      <w:spacing w:lineRule="auto" w:line="312" w:before="800" w:after="0"/>
+      <w:jc w:val="center"/>
+    </w:pPr>
+    <w:rPr>
+      <w:rFonts w:ascii="Times New Roman" w:hAnsi="Times New Roman" w:cs="Times New Roman" w:eastAsia="DFKai-SB"/>
+      <w:b w:val="0"/>
+      <w:i w:val="0"/>
+      <w:color w:val="000000"/>
+      <w:sz w:val="28"/>
+    </w:rPr>
+  </w:style>
+  <w:style w:type="paragraph" w:customStyle="1" w:styleId="CoverPerson">
+    <w:name w:val="Cover Person"/>
+    <w:basedOn w:val="Normal"/>
+    <w:pPr>
+      <w:spacing w:lineRule="auto" w:line="312" w:before="1200" w:after="0"/>
+      <w:ind w:left="1701"/>
+      <w:jc w:val="left"/>
+    </w:pPr>
+    <w:rPr>
+      <w:rFonts w:ascii="Times New Roman" w:hAnsi="Times New Roman" w:cs="Times New Roman" w:eastAsia="DFKai-SB"/>
+      <w:b w:val="0"/>
+      <w:i w:val="0"/>
+      <w:color w:val="000000"/>
+      <w:sz w:val="36"/>
+    </w:rPr>
+  </w:style>
+  <w:style w:type="paragraph" w:customStyle="1" w:styleId="CoverPersonNext">
+    <w:name w:val="Cover Person Next"/>
+    <w:basedOn w:val="Normal"/>
+    <w:pPr>
+      <w:spacing w:lineRule="auto" w:line="312" w:before="280" w:after="0"/>
+      <w:ind w:left="1701"/>
+      <w:jc w:val="left"/>
+    </w:pPr>
+    <w:rPr>
+      <w:rFonts w:ascii="Times New Roman" w:hAnsi="Times New Roman" w:cs="Times New Roman" w:eastAsia="DFKai-SB"/>
+      <w:b w:val="0"/>
+      <w:i w:val="0"/>
+      <w:color w:val="000000"/>
+      <w:sz w:val="36"/>
+    </w:rPr>
+  </w:style>
+  <w:style w:type="paragraph" w:customStyle="1" w:styleId="CoverDate">
+    <w:name w:val="Cover Date"/>
+    <w:basedOn w:val="Normal"/>
+    <w:pPr>
+      <w:spacing w:lineRule="auto" w:line="312" w:before="1400" w:after="0"/>
+      <w:jc w:val="center"/>
+    </w:pPr>
+    <w:rPr>
+      <w:rFonts w:ascii="Times New Roman" w:hAnsi="Times New Roman" w:cs="Times New Roman" w:eastAsia="DFKai-SB"/>
+      <w:b w:val="0"/>
+      <w:i w:val="0"/>
+      <w:color w:val="000000"/>
+      <w:sz w:val="28"/>
+    </w:rPr>
+  </w:style>
+  <w:style w:type="paragraph" w:customStyle="1" w:styleId="TPTitle">
+    <w:name w:val="TP Title"/>
+    <w:basedOn w:val="Normal"/>
+    <w:pPr>
+      <w:spacing w:lineRule="auto" w:line="312" w:before="600" w:after="0"/>
+      <w:jc w:val="center"/>
+    </w:pPr>
+    <w:rPr>
+      <w:rFonts w:ascii="Times New Roman" w:hAnsi="Times New Roman" w:cs="Times New Roman" w:eastAsia="DFKai-SB"/>
+      <w:b/>
+      <w:i w:val="0"/>
+      <w:color w:val="000000"/>
+      <w:sz w:val="28"/>
+    </w:rPr>
+  </w:style>
+  <w:style w:type="paragraph" w:customStyle="1" w:styleId="TPLine">
+    <w:name w:val="TP Line"/>
+    <w:basedOn w:val="Normal"/>
+    <w:pPr>
+      <w:spacing w:lineRule="auto" w:line="324" w:before="0" w:after="0"/>
+      <w:jc w:val="center"/>
+    </w:pPr>
+    <w:rPr>
+      <w:rFonts w:ascii="Times New Roman" w:hAnsi="Times New Roman" w:cs="Times New Roman" w:eastAsia="DFKai-SB"/>
+      <w:b w:val="0"/>
+      <w:i w:val="0"/>
+      <w:color w:val="000000"/>
+      <w:sz w:val="24"/>
+    </w:rPr>
+  </w:style>
+  <w:style w:type="paragraph" w:customStyle="1" w:styleId="TPPeople">
+    <w:name w:val="TP People"/>
+    <w:basedOn w:val="Normal"/>
+    <w:pPr>
+      <w:spacing w:lineRule="auto" w:line="360" w:before="480" w:after="0"/>
+      <w:jc w:val="center"/>
+    </w:pPr>
+    <w:rPr>
+      <w:rFonts w:ascii="Times New Roman" w:hAnsi="Times New Roman" w:cs="Times New Roman" w:eastAsia="DFKai-SB"/>
+      <w:b w:val="0"/>
+      <w:i w:val="0"/>
+      <w:color w:val="000000"/>
+      <w:sz w:val="24"/>
+    </w:rPr>
+  </w:style>
+  <w:style w:type="paragraph" w:customStyle="1" w:styleId="TPBlock">
+    <w:name w:val="TP Block"/>
+    <w:basedOn w:val="Normal"/>
+    <w:pPr>
+      <w:spacing w:lineRule="auto" w:line="360" w:before="0" w:after="0"/>
+      <w:jc w:val="center"/>
+    </w:pPr>
+    <w:rPr>
+      <w:rFonts w:ascii="Times New Roman" w:hAnsi="Times New Roman" w:cs="Times New Roman" w:eastAsia="DFKai-SB"/>
+      <w:b w:val="0"/>
+      <w:i w:val="0"/>
+      <w:color w:val="000000"/>
+      <w:sz w:val="24"/>
+    </w:rPr>
+  </w:style>
+  <w:style w:type="paragraph" w:customStyle="1" w:styleId="TPGap">
+    <w:name w:val="TP Gap"/>
+    <w:basedOn w:val="Normal"/>
+    <w:pPr>
+      <w:spacing w:lineRule="auto" w:line="360" w:before="720" w:after="0"/>
+      <w:jc w:val="center"/>
+    </w:pPr>
+    <w:rPr>
+      <w:rFonts w:ascii="Times New Roman" w:hAnsi="Times New Roman" w:cs="Times New Roman" w:eastAsia="DFKai-SB"/>
+      <w:b w:val="0"/>
+      <w:i w:val="0"/>
+      <w:color w:val="000000"/>
+      <w:sz w:val="24"/>
+    </w:rPr>
+  </w:style>
+  <w:style w:type="paragraph" w:customStyle="1" w:styleId="AbstractHead">
+    <w:name w:val="Abstract Head"/>
+    <w:basedOn w:val="Normal"/>
+    <w:pPr>
+      <w:spacing w:lineRule="auto" w:line="360" w:before="0" w:after="0"/>
+      <w:jc w:val="center"/>
+    </w:pPr>
+    <w:rPr>
+      <w:rFonts w:ascii="Times New Roman" w:hAnsi="Times New Roman" w:cs="Times New Roman" w:eastAsia="DFKai-SB"/>
+      <w:b w:val="0"/>
+      <w:i w:val="0"/>
+      <w:color w:val="000000"/>
+      <w:sz w:val="24"/>
+    </w:rPr>
+  </w:style>
+  <w:style w:type="paragraph" w:customStyle="1" w:styleId="AbstractLabel">
+    <w:name w:val="Abstract Label"/>
+    <w:basedOn w:val="Normal"/>
+    <w:pPr>
+      <w:spacing w:lineRule="auto" w:line="312" w:before="360" w:after="280"/>
+      <w:jc w:val="center"/>
+    </w:pPr>
+    <w:rPr>
+      <w:rFonts w:ascii="Times New Roman" w:hAnsi="Times New Roman" w:cs="Times New Roman" w:eastAsia="DFKai-SB"/>
+      <w:b/>
+      <w:i w:val="0"/>
+      <w:color w:val="000000"/>
+      <w:sz w:val="24"/>
     </w:rPr>
   </w:style>
   <w:style w:type="paragraph" w:customStyle="1" w:styleId="Equation">

--- a/papers/thesis_2026-10/reading/yzu_reference.docx
+++ b/papers/thesis_2026-10/reading/yzu_reference.docx
@@ -1304,7 +1304,7 @@
     <w:name w:val="Cover Date"/>
     <w:basedOn w:val="Normal"/>
     <w:pPr>
-      <w:spacing w:lineRule="auto" w:line="312" w:before="1400" w:after="0"/>
+      <w:spacing w:lineRule="auto" w:line="312" w:before="1200" w:after="0"/>
       <w:jc w:val="center"/>
     </w:pPr>
     <w:rPr>
@@ -1312,19 +1312,19 @@
       <w:b w:val="0"/>
       <w:i w:val="0"/>
       <w:color w:val="000000"/>
-      <w:sz w:val="28"/>
+      <w:sz w:val="36"/>
     </w:rPr>
   </w:style>
   <w:style w:type="paragraph" w:customStyle="1" w:styleId="TPTitle">
     <w:name w:val="TP Title"/>
     <w:basedOn w:val="Normal"/>
     <w:pPr>
-      <w:spacing w:lineRule="auto" w:line="312" w:before="600" w:after="0"/>
+      <w:spacing w:lineRule="auto" w:line="312" w:before="200" w:after="0"/>
       <w:jc w:val="center"/>
     </w:pPr>
     <w:rPr>
       <w:rFonts w:ascii="Times New Roman" w:hAnsi="Times New Roman" w:cs="Times New Roman" w:eastAsia="DFKai-SB"/>
-      <w:b/>
+      <w:b w:val="0"/>
       <w:i w:val="0"/>
       <w:color w:val="000000"/>
       <w:sz w:val="28"/>
@@ -1334,7 +1334,7 @@
     <w:name w:val="TP Line"/>
     <w:basedOn w:val="Normal"/>
     <w:pPr>
-      <w:spacing w:lineRule="auto" w:line="324" w:before="0" w:after="0"/>
+      <w:spacing w:lineRule="auto" w:line="336" w:before="0" w:after="0"/>
       <w:jc w:val="center"/>
     </w:pPr>
     <w:rPr>
@@ -1342,14 +1342,14 @@
       <w:b w:val="0"/>
       <w:i w:val="0"/>
       <w:color w:val="000000"/>
-      <w:sz w:val="24"/>
+      <w:sz w:val="28"/>
     </w:rPr>
   </w:style>
   <w:style w:type="paragraph" w:customStyle="1" w:styleId="TPPeople">
     <w:name w:val="TP People"/>
     <w:basedOn w:val="Normal"/>
     <w:pPr>
-      <w:spacing w:lineRule="auto" w:line="360" w:before="480" w:after="0"/>
+      <w:spacing w:lineRule="auto" w:line="336" w:before="280" w:after="0"/>
       <w:jc w:val="center"/>
     </w:pPr>
     <w:rPr>
@@ -1357,14 +1357,14 @@
       <w:b w:val="0"/>
       <w:i w:val="0"/>
       <w:color w:val="000000"/>
-      <w:sz w:val="24"/>
+      <w:sz w:val="28"/>
     </w:rPr>
   </w:style>
   <w:style w:type="paragraph" w:customStyle="1" w:styleId="TPBlock">
     <w:name w:val="TP Block"/>
     <w:basedOn w:val="Normal"/>
     <w:pPr>
-      <w:spacing w:lineRule="auto" w:line="360" w:before="0" w:after="0"/>
+      <w:spacing w:lineRule="auto" w:line="336" w:before="0" w:after="0"/>
       <w:jc w:val="center"/>
     </w:pPr>
     <w:rPr>
@@ -1372,14 +1372,14 @@
       <w:b w:val="0"/>
       <w:i w:val="0"/>
       <w:color w:val="000000"/>
-      <w:sz w:val="24"/>
+      <w:sz w:val="28"/>
     </w:rPr>
   </w:style>
   <w:style w:type="paragraph" w:customStyle="1" w:styleId="TPGap">
     <w:name w:val="TP Gap"/>
     <w:basedOn w:val="Normal"/>
     <w:pPr>
-      <w:spacing w:lineRule="auto" w:line="360" w:before="720" w:after="0"/>
+      <w:spacing w:lineRule="auto" w:line="336" w:before="400" w:after="0"/>
       <w:jc w:val="center"/>
     </w:pPr>
     <w:rPr>
@@ -1387,7 +1387,7 @@
       <w:b w:val="0"/>
       <w:i w:val="0"/>
       <w:color w:val="000000"/>
-      <w:sz w:val="24"/>
+      <w:sz w:val="28"/>
     </w:rPr>
   </w:style>
   <w:style w:type="paragraph" w:customStyle="1" w:styleId="AbstractHead">
